--- a/templates/corp_template.docx
+++ b/templates/corp_template.docx
@@ -467,19 +467,10 @@
         <w:rPr>
           <w:b w:val="1"/>
           <w:bCs w:val="1"/>
-          <w:vertAlign w:val="superscript"/>
-          <w:rtl w:val="0"/>
-        </w:rPr>
-        <w:t xml:space="preserve">th</w:t>
-      </w:r>
-      <w:r>
-        <w:rPr>
-          <w:b w:val="1"/>
-          <w:bCs w:val="1"/>
-          <w:vertAlign w:val="baseline"/>
-          <w:rtl w:val="0"/>
-        </w:rPr>
-        <w:t xml:space="preserve">, 2026</w:t>
+          <w:vertAlign w:val="baseline"/>
+          <w:rtl w:val="0"/>
+        </w:rPr>
+        <w:t xml:space="preserve"/>
       </w:r>
       <w:r>
         <w:rPr>
@@ -618,17 +609,10 @@
       </w:r>
       <w:r>
         <w:rPr>
-          <w:vertAlign w:val="superscript"/>
-          <w:rtl w:val="0"/>
-        </w:rPr>
-        <w:t xml:space="preserve">th</w:t>
-      </w:r>
-      <w:r>
-        <w:rPr>
-          <w:vertAlign w:val="baseline"/>
-          <w:rtl w:val="0"/>
-        </w:rPr>
-        <w:t xml:space="preserve">, 2026, by and among </w:t>
+          <w:vertAlign w:val="baseline"/>
+          <w:rtl w:val="0"/>
+        </w:rPr>
+        <w:t xml:space="preserve">, by and among </w:t>
       </w:r>
       <w:r>
         <w:rPr>

--- a/templates/corp_template.docx
+++ b/templates/corp_template.docx
@@ -10185,7 +10185,7 @@
           <w:vertAlign w:val="baseline"/>
           <w:rtl w:val="0"/>
         </w:rPr>
-        <w:t xml:space="preserve">” means all private (non-public) information and materials (the term materials is defined broadly and includes documents, video, audio and computer-stored data and other intellectual property) concerning the Corporation, any Corporation subsidiaries, Customers and potential Customers, which the Corporation and/or any of such subsidiaries, Customers or potential Customers treat and/or designate as confidential, private, and/or proprietary, including, but not limited to, trade secrets, and other information and materials not generally known to the public.  Confidential Information also includes, but is not limited to, all private (non-public) information and materials concerning or relating to the Corporation or any Corporation subsidiaries’ business and financial practices, marketing strategies, contracts, products, services, software, code, concepts, strategies, plans, Customer lists and records, contact lists and address books, finances, patient data, methods of servicing Customers, and proposals.  Each Shareholder acknowledges that information may be Confidential Information even though not expressly stamped or identified as such, and that the Shareholder will treat all information in the general categories identified above as Confidential Information.  Confidential Information shall not include information which is not private, not proprietary, or which is generally known in the respective industry.</w:t>
+        <w:t xml:space="preserve">” means all private (non-public) information and materials (the term materials is defined broadly and includes documents, video, audio and computer-stored data and other intellectual property) concerning the Corporation, any Corporation subsidiaries, Customers and potential Customers, which the Corporation and/or any of such subsidiaries, Customers or potential Customers treat and/or designate as confidential, private, and/or proprietary, including, but not limited to, trade secrets, and other information and materials not generally known to the public.  Confidential Information also includes, but is not limited to, all private (non-public) information and materials concerning or relating to the Corporation or any Corporation subsidiaries’ business and financial practices, marketing strategies, contracts, products, services, software, code, concepts, strategies, plans, Customer lists and records, contact lists and address books, finances, methods of servicing Customers, and proposals.  Each Shareholder acknowledges that information may be Confidential Information even though not expressly stamped or identified as such, and that the Shareholder will treat all information in the general categories identified above as Confidential Information.  Confidential Information shall not include information which is not private, not proprietary, or which is generally known in the respective industry.</w:t>
       </w:r>
     </w:p>
     <w:p>

--- a/templates/corp_template.docx
+++ b/templates/corp_template.docx
@@ -1595,7 +1595,7 @@
         </w:rPr>
         <w:t xml:space="preserve">.</w:t>
         <w:tab/>
-        <w:t xml:space="preserve">A successor to or holder of a Shareholder’s interest following the death, incapacity, or bankruptcy of a Shareholder as described in Section 14.1.</w:t>
+        <w:t xml:space="preserve">A successor to or holder of a Shareholder’s interest following the death, incapacity, or bankruptcy of a Shareholder as described in Sections 14.2 and 14.3.</w:t>
       </w:r>
     </w:p>
     <w:p>
@@ -8467,7 +8467,7 @@
           <w:vertAlign w:val="baseline"/>
           <w:rtl w:val="0"/>
         </w:rPr>
-        <w:t xml:space="preserve">.  Except as otherwise expressly stated in the Agreement, the Majority affirmative vote of the Board of Directors shall have exclusive control over the day to day business of the Corporation, including, without limitation, the power to make ordinary and regular business decisions on a day-to-day basis regarding the operation of the venture.  Major decisions (including but not limited to decisions to fire/hire employees and/or contractors, buy, sell, improve, or otherwise alienate any of the assets of the Corporation or accept contractual obligations or liabilities in an amount equal to or in excess of ${{major_spending_threshold}}) may be made only upon the Majority approval of the Board of Directors.  The foregoing notwithstanding, in the event of the formal sale of all assets of the Company, such transaction shall only be valid if the Majority consent or approval of the Shareholders and the Board of Directors is given to such sale, with the Directors joining the signing and execution of any sale or transfer agreement in their capacity as Directors. Any proceeds generated by such sale or transfer of the entire Company shall be held in an escrow account and then delivered directly to all participating Shareholders or to such parties as selected by the Shareholders.</w:t>
+        <w:t xml:space="preserve">.  Except as otherwise expressly stated in the Agreement, the Majority affirmative vote of the Board of Directors shall have exclusive control over the day to day business of the Corporation, including, without limitation, the power to make ordinary and regular business decisions on a day-to-day basis regarding the operation of the venture.  Major decisions (including but not limited to decisions to fire/hire employees and/or contractors, buy, sell, improve, or otherwise alienate any of the assets of the Corporation or accept contractual obligations or liabilities in an amount equal to or in excess of ${{major_spending_threshold}}) may be made only upon the Majority approval of the Board of Directors.  The foregoing notwithstanding, in the event of the formal sale of all assets of the Corporation, such transaction shall only be valid if the Majority consent or approval of the Shareholders and the Board of Directors is given to such sale, with the Directors joining the signing and execution of any sale or transfer agreement in their capacity as Directors. Any proceeds generated by such sale or transfer of the entire Corporation shall be held in an escrow account and then delivered directly to all participating Shareholders or to such parties as selected by the Shareholders.</w:t>
       </w:r>
     </w:p>
     <w:p>
@@ -11444,7 +11444,7 @@
           <w:vertAlign w:val="baseline"/>
           <w:rtl w:val="0"/>
         </w:rPr>
-        <w:t xml:space="preserve">.  Subject to Article 4.3, 4.5 and Article 9, any Shareholder who wants to assign, transfer, sell, pledge or hypothecate its Shares (the “</w:t>
+        <w:t xml:space="preserve">.  Subject to Sections 4.3, 4.5 and Article 9, any Shareholder who wants to assign, transfer, sell, pledge or hypothecate its Shares (the “</w:t>
       </w:r>
       <w:r>
         <w:rPr>
